--- a/companies/northgate-staffing/Engagements/Davis and Sons/2018.07.08 - Kickoff Memo - Head of Operations Search.docx
+++ b/companies/northgate-staffing/Engagements/Davis and Sons/2018.07.08 - Kickoff Memo - Head of Operations Search.docx
@@ -3,23 +3,30 @@
 <w:document xmlns:wpc="http://schemas.microsoft.com/office/word/2010/wordprocessingCanvas" xmlns:mo="http://schemas.microsoft.com/office/mac/office/2008/main" xmlns:mc="http://schemas.openxmlformats.org/markup-compatibility/2006" xmlns:mv="urn:schemas-microsoft-com:mac:vml" xmlns:o="urn:schemas-microsoft-com:office:office" xmlns:r="http://schemas.openxmlformats.org/officeDocument/2006/relationships" xmlns:m="http://schemas.openxmlformats.org/officeDocument/2006/math" xmlns:v="urn:schemas-microsoft-com:vml" xmlns:wp14="http://schemas.microsoft.com/office/word/2010/wordprocessingDrawing" xmlns:wp="http://schemas.openxmlformats.org/drawingml/2006/wordprocessingDrawing" xmlns:w10="urn:schemas-microsoft-com:office:word" xmlns:w="http://schemas.openxmlformats.org/wordprocessingml/2006/main" xmlns:w14="http://schemas.microsoft.com/office/word/2010/wordml" xmlns:wpg="http://schemas.microsoft.com/office/word/2010/wordprocessingGroup" xmlns:wpi="http://schemas.microsoft.com/office/word/2010/wordprocessingInk" xmlns:wne="http://schemas.microsoft.com/office/word/2006/wordml" xmlns:wps="http://schemas.microsoft.com/office/word/2010/wordprocessingShape" mc:Ignorable="w14 wp14">
   <w:body>
     <w:p>
+      <w:pPr>
+        <w:pStyle w:val="Heading1"/>
+      </w:pPr>
       <w:r>
-        <w:t>To: Nicole Donovan</w:t>
+        <w:t>Kickoff Memo: Head of Operations Search for Davis and Sons</w:t>
       </w:r>
     </w:p>
     <w:p>
       <w:r>
+        <w:t>To: Nicole Donovan</w:t>
+        <w:br/>
         <w:t>From: James Grant</w:t>
+        <w:br/>
+        <w:t>Re: How we will run the Head of Operations search</w:t>
       </w:r>
     </w:p>
     <w:p>
       <w:r>
-        <w:t>Re: Kickoff, Head of Operations search for Davis and Sons</w:t>
+        <w:t>Our charge on this assignment is straightforward to state and demanding to execute well, which is to place a Head of Operations at Davis and Sons whom their General Manager will be glad to have hired a year from now. We confirmed the engagement with Jason Vasquez, the General Manager at Davis and Sons, and we begin the work on July 5, 2018, so before either of us makes a first approach I want the two of us aligned on the objective, on who owns which part of the search, and on the moves we make first. The mandate is a retained search for an operator who can hold the daily running of a business at this scale, not a caretaker of a going concern, and the discretion the firm is known for applies from the outset, which means we describe every prospect by their current seat and record and hold their names close until both sides want to meet.</w:t>
       </w:r>
     </w:p>
     <w:p>
       <w:r>
-        <w:t>Nicole, following on from the call this morning, and putting it in writing because Kelly will ask me whether I did. The letter is signed, the engagement commenced on July 5, 2018, and we are on the clock. The objective is one hire: a Head of Operations for Davis and Sons, reporting to Jason Vasquez, with a signed acceptance inside five months. Everything below hangs off that single sentence, and if a piece of work does not serve it, we are not doing it. Nothing has been said to the market yet and I want to keep it that way until the specification is agreed. The order of operations is not negotiable here; it is what I told Jason on the phone and it is what Kelly wrote into the letter.</w:t>
+        <w:t>The specification is not yet written, and settling it with Jason Vasquez is the first real task, but the shape of the role is already clear from what the client has told us, which is that Davis and Sons wants a Head of Operations who has run the operating core of a business of this size, who can bring order to reporting and process without smothering the place, and who will be a genuine partner to the General Manager rather than a deputy who waits to be told. We are searching, in other words, for judgment and drive in equal measure, and the market for that profile is not large, so the mapping has to be careful and the outreach patient.</w:t>
       </w:r>
     </w:p>
     <w:p>
@@ -27,7 +34,7 @@
         <w:pStyle w:val="Heading2"/>
       </w:pPr>
       <w:r>
-        <w:t>Workstreams</w:t>
+        <w:t>How the assignment breaks down</w:t>
       </w:r>
     </w:p>
     <w:p>
@@ -35,7 +42,7 @@
         <w:pStyle w:val="ListBullet"/>
       </w:pPr>
       <w:r>
-        <w:t>Position specification. I draft it, you check the scope and the titles, Kelly reads it before it goes over. I want sign-off in writing rather than on a call. The last time we took a verbal on a spec we rewrote the thing twice and the client remembered it differently than we did both times.</w:t>
+        <w:t>Specification and calibration: I will draft the position specification and settle it with Jason Vasquez, so that we search against one agreed brief and not two private ones.</w:t>
       </w:r>
     </w:p>
     <w:p>
@@ -43,7 +50,7 @@
         <w:pStyle w:val="ListBullet"/>
       </w:pPr>
       <w:r>
-        <w:t>Market map. Yours. The universe of companies where this person sits today, by segment, with the function and the likely title inside each one. Written down, not in your head. I want to be able to argue with it.</w:t>
+        <w:t>Market map and long list: I will lead the mapping at the senior-operator level, working the sectors where a Head of Operations of this profile is actually found, and building the long list from that map rather than from any list we already hold.</w:t>
       </w:r>
     </w:p>
     <w:p>
@@ -51,7 +58,7 @@
         <w:pStyle w:val="ListBullet"/>
       </w:pPr>
       <w:r>
-        <w:t>Approach and screening. Mine, with you on the first pass of the obvious ones. No scripts. If someone is worth calling, they are worth me calling.</w:t>
+        <w:t>Research and candidate profiles: Nicole Donovan will build the tight profiles we circulate, framing each prospect by role and record, and will keep every candidate thread current so that no promising conversation goes quiet while we are busy elsewhere.</w:t>
       </w:r>
     </w:p>
     <w:p>
@@ -59,15 +66,7 @@
         <w:pStyle w:val="ListBullet"/>
       </w:pPr>
       <w:r>
-        <w:t>Client management. Also mine. Jason is straightforward to deal with, but he goes quiet when things are busy at his end, so I will keep the cadence rather than wait on him to surface.</w:t>
-      </w:r>
-    </w:p>
-    <w:p>
-      <w:pPr>
-        <w:pStyle w:val="ListBullet"/>
-      </w:pPr>
-      <w:r>
-        <w:t>Documentation. You own the file. Every conversation logged the same day it happens, and candidates described by their current role in anything that leaves this office.</w:t>
+        <w:t>Client contact and logistics: I will hold the relationship with Jason Vasquez directly, and we will keep the paperwork and the scheduling orderly so that our attention stays on the candidates and on the client.</w:t>
       </w:r>
     </w:p>
     <w:p>
@@ -75,62 +74,12 @@
         <w:pStyle w:val="Heading2"/>
       </w:pPr>
       <w:r>
-        <w:t>Next Steps</w:t>
-      </w:r>
-    </w:p>
-    <w:p>
-      <w:pPr>
-        <w:pStyle w:val="ListBullet"/>
-      </w:pPr>
-      <w:r>
-        <w:t>Specification meeting on site at Davis and Sons. I will get an hour with Jason and with whoever this person will actually work alongside. Come to that one. You hear things in those rooms that I miss because I am talking.</w:t>
-      </w:r>
-    </w:p>
-    <w:p>
-      <w:pPr>
-        <w:pStyle w:val="ListBullet"/>
-      </w:pPr>
-      <w:r>
-        <w:t>First cut of the map two weeks from the specification meeting, not two weeks from today. The clock on your piece starts when we know what we are looking for.</w:t>
-      </w:r>
-    </w:p>
-    <w:p>
-      <w:pPr>
-        <w:pStyle w:val="ListBullet"/>
-      </w:pPr>
-      <w:r>
-        <w:t>Compensation. We need a range we believe before we call anyone. Jason gave Kelly a number over the phone and I am not confident it survives contact with his board, so I want it confirmed in the specification and not in an email.</w:t>
-      </w:r>
-    </w:p>
-    <w:p>
-      <w:pPr>
-        <w:pStyle w:val="ListBullet"/>
-      </w:pPr>
-      <w:r>
-        <w:t>File and client folder set up today if you can manage it.</w:t>
-      </w:r>
-    </w:p>
-    <w:p>
-      <w:pPr>
-        <w:pStyle w:val="ListBullet"/>
-      </w:pPr>
-      <w:r>
-        <w:t>Reference plan. Not yet, but think about it now. By the time we need references we will need them fast, and I do not want to be inventing the approach while a finalist waits.</w:t>
+        <w:t>Where we begin</w:t>
       </w:r>
     </w:p>
     <w:p>
       <w:r>
-        <w:t>On the client side, a word about how this one is likely to run. Jason Vasquez is the decision maker and he says so, which is more than you get most places, but the people around him will have opinions and some of those opinions will arrive late. That is normal and it is survivable as long as we surface them at the specification stage rather than at the slate. So in that meeting, listen for who talks about the job as though they have already imagined a particular person in it. That is the one who derails a finalist in week fourteen, and I would rather know their name now.</w:t>
-      </w:r>
-    </w:p>
-    <w:p>
-      <w:r>
-        <w:t>One other thing, and it matters more than the list does. The person we place here is somebody's number two somewhere right now, two years into a job, and not unhappy. That means the first call matters more than the tenth, because by the tenth we are calling people because they are on a list rather than because they are right. Do not let me get there. If the map says someone, tell me why in one sentence. If you cannot do it in one sentence, they are not on the map.</w:t>
-      </w:r>
-    </w:p>
-    <w:p>
-      <w:r>
-        <w:t>Jim</w:t>
+        <w:t>Because the specification gates everything that follows, that is where the work starts, and I will have a first draft of it in front of Jason Vasquez within the week so that we are not sitting idle while the client reads. Nicole, once that draft is with the client, please open the market map in parallel and begin assembling the research bench, and set a standing check-in for the two of us so that nothing on the search waits on a calendar. If you see a reason the plan above will not hold, tell me now, before the search is underway, so that we fix it while it is still cheap to fix.</w:t>
       </w:r>
     </w:p>
     <w:sectPr>

--- a/companies/northgate-staffing/Engagements/Davis and Sons/2018.07.08 - Kickoff Memo - Head of Operations Search.docx
+++ b/companies/northgate-staffing/Engagements/Davis and Sons/2018.07.08 - Kickoff Memo - Head of Operations Search.docx
@@ -3,30 +3,22 @@
 <w:document xmlns:wpc="http://schemas.microsoft.com/office/word/2010/wordprocessingCanvas" xmlns:mo="http://schemas.microsoft.com/office/mac/office/2008/main" xmlns:mc="http://schemas.openxmlformats.org/markup-compatibility/2006" xmlns:mv="urn:schemas-microsoft-com:mac:vml" xmlns:o="urn:schemas-microsoft-com:office:office" xmlns:r="http://schemas.openxmlformats.org/officeDocument/2006/relationships" xmlns:m="http://schemas.openxmlformats.org/officeDocument/2006/math" xmlns:v="urn:schemas-microsoft-com:vml" xmlns:wp14="http://schemas.microsoft.com/office/word/2010/wordprocessingDrawing" xmlns:wp="http://schemas.openxmlformats.org/drawingml/2006/wordprocessingDrawing" xmlns:w10="urn:schemas-microsoft-com:office:word" xmlns:w="http://schemas.openxmlformats.org/wordprocessingml/2006/main" xmlns:w14="http://schemas.microsoft.com/office/word/2010/wordml" xmlns:wpg="http://schemas.microsoft.com/office/word/2010/wordprocessingGroup" xmlns:wpi="http://schemas.microsoft.com/office/word/2010/wordprocessingInk" xmlns:wne="http://schemas.microsoft.com/office/word/2006/wordml" xmlns:wps="http://schemas.microsoft.com/office/word/2010/wordprocessingShape" mc:Ignorable="w14 wp14">
   <w:body>
     <w:p>
-      <w:pPr>
-        <w:pStyle w:val="Heading1"/>
-      </w:pPr>
       <w:r>
-        <w:t>Kickoff Memo: Head of Operations Search for Davis and Sons</w:t>
+        <w:t>To: Nicole Donovan</w:t>
+        <w:br/>
+        <w:t>From: James Grant, Senior Consultant</w:t>
+        <w:br/>
+        <w:t>Re: Head of operations search for Davis and Sons, opening plan and division of work</w:t>
       </w:r>
     </w:p>
     <w:p>
       <w:r>
-        <w:t>To: Nicole Donovan</w:t>
-        <w:br/>
-        <w:t>From: James Grant</w:t>
-        <w:br/>
-        <w:t>Re: How we will run the Head of Operations search</w:t>
+        <w:t>The engagement commenced July 5, 2018 and is scoped to run about five months, which is enough time to do this properly once and not enough to do it twice, so the opening weeks decide the search. Jason Vasquez is our client on the assignment and the role reports to him. He believes the previous appointment into the seat was recruited out of the wrong industry, and he has said he is willing to be argued with on that point provided the argument arrives with evidence behind it.</w:t>
       </w:r>
     </w:p>
     <w:p>
       <w:r>
-        <w:t>Our charge on this assignment is straightforward to state and demanding to execute well, which is to place a Head of Operations at Davis and Sons whom their General Manager will be glad to have hired a year from now. We confirmed the engagement with Jason Vasquez, the General Manager at Davis and Sons, and we begin the work on July 5, 2018, so before either of us makes a first approach I want the two of us aligned on the objective, on who owns which part of the search, and on the moves we make first. The mandate is a retained search for an operator who can hold the daily running of a business at this scale, not a caretaker of a going concern, and the discretion the firm is known for applies from the outset, which means we describe every prospect by their current seat and record and hold their names close until both sides want to meet.</w:t>
-      </w:r>
-    </w:p>
-    <w:p>
-      <w:r>
-        <w:t>The specification is not yet written, and settling it with Jason Vasquez is the first real task, but the shape of the role is already clear from what the client has told us, which is that Davis and Sons wants a Head of Operations who has run the operating core of a business of this size, who can bring order to reporting and process without smothering the place, and who will be a genuine partner to the General Manager rather than a deputy who waits to be told. We are searching, in other words, for judgment and drive in equal measure, and the market for that profile is not large, so the mapping has to be careful and the outreach patient.</w:t>
+        <w:t>The objective for the first six weeks is narrow, and I would rather we hold it narrow than let it broaden by drift: an approved specification, a target list we are prepared to defend, and a compensation band settled in writing before a single approach goes out, because an operator at this level asks about money in the second conversation and a vague answer at that moment costs us the candidate.</w:t>
       </w:r>
     </w:p>
     <w:p>
@@ -34,7 +26,7 @@
         <w:pStyle w:val="Heading2"/>
       </w:pPr>
       <w:r>
-        <w:t>How the assignment breaks down</w:t>
+        <w:t>The lines of work, and who holds each</w:t>
       </w:r>
     </w:p>
     <w:p>
@@ -42,7 +34,7 @@
         <w:pStyle w:val="ListBullet"/>
       </w:pPr>
       <w:r>
-        <w:t>Specification and calibration: I will draft the position specification and settle it with Jason Vasquez, so that we search against one agreed brief and not two private ones.</w:t>
+        <w:t>1. Specification. I run both sessions on site and draft the specification off them. Nicole Donovan sits in on both and keeps the record. I want an approved draft back from Jason Vasquez inside three weeks of the second session.</w:t>
       </w:r>
     </w:p>
     <w:p>
@@ -50,7 +42,7 @@
         <w:pStyle w:val="ListBullet"/>
       </w:pPr>
       <w:r>
-        <w:t>Market map and long list: I will lead the mapping at the senior-operator level, working the sectors where a Head of Operations of this profile is actually found, and building the long list from that map rather than from any list we already hold.</w:t>
+        <w:t>2. Market map. Nicole Donovan builds it: the businesses at and just above this scale that have taken an operation through the kind of tightening the client is describing, and the titles inside them where a person of this description would sit today.</w:t>
       </w:r>
     </w:p>
     <w:p>
@@ -58,7 +50,7 @@
         <w:pStyle w:val="ListBullet"/>
       </w:pPr>
       <w:r>
-        <w:t>Research and candidate profiles: Nicole Donovan will build the tight profiles we circulate, framing each prospect by role and record, and will keep every candidate thread current so that no promising conversation goes quiet while we are busy elsewhere.</w:t>
+        <w:t>3. Compensation. We need a band we can quote without hedging. I put the question in the first session and I hold the client to a figure in writing before the first approach, not after the fourth.</w:t>
       </w:r>
     </w:p>
     <w:p>
@@ -66,7 +58,20 @@
         <w:pStyle w:val="ListBullet"/>
       </w:pPr>
       <w:r>
-        <w:t>Client contact and logistics: I will hold the relationship with Jason Vasquez directly, and we will keep the paperwork and the scheduling orderly so that our attention stays on the candidates and on the client.</w:t>
+        <w:t>4. Approaches. Mine to make. Nicole Donovan tracks who was approached, when, by what route, and what came back, and that record is the substance of the report the client sees.</w:t>
+      </w:r>
+    </w:p>
+    <w:p>
+      <w:pPr>
+        <w:pStyle w:val="ListBullet"/>
+      </w:pPr>
+      <w:r>
+        <w:t>5. Assessment. Everyone who reaches a second conversation gets a written appraisal from me before they go anywhere near a slate, and nobody reaches the slate without one.</w:t>
+      </w:r>
+    </w:p>
+    <w:p>
+      <w:r>
+        <w:t>Two things can cost us the schedule and both of them are early. The first is the specification sitting unapproved on a desk through the middle of the summer while the client travels, which is why I want both sessions inside the fortnight rather than at the end of the month. The second is a band set below what the market will bear, which we would not discover until the fourth or fifth approach came back the same way, by which point we would have spent the names we most wanted on a proposition that could not carry them.</w:t>
       </w:r>
     </w:p>
     <w:p>
@@ -74,12 +79,25 @@
         <w:pStyle w:val="Heading2"/>
       </w:pPr>
       <w:r>
-        <w:t>Where we begin</w:t>
+        <w:t>What we do not put in writing</w:t>
       </w:r>
     </w:p>
     <w:p>
       <w:r>
-        <w:t>Because the specification gates everything that follows, that is where the work starts, and I will have a first draft of it in front of Jason Vasquez within the week so that we are not sitting idle while the client reads. Nicole, once that draft is with the client, please open the market map in parallel and begin assembling the research bench, and set a standing check-in for the two of us so that nothing on the search waits on a calendar. If you see a reason the plan above will not hold, tell me now, before the search is underway, so that we fix it while it is still cheap to fix.</w:t>
+        <w:t>Nothing that circulates carries a candidate's name until that candidate has told their own household and is ready for the conversation to be real. In the fortnightly report, in the minutes of our sessions, and in anything that goes to Davis and Sons by email, people are described by the role they hold now and the scale of the operation they run. That is not only a courtesy to the candidate; in a market this small one leak ends a search, and it usually ends it before anybody understands that it has.</w:t>
+      </w:r>
+    </w:p>
+    <w:p>
+      <w:pPr>
+        <w:pStyle w:val="Heading2"/>
+      </w:pPr>
+      <w:r>
+        <w:t>The first thing that happens</w:t>
+      </w:r>
+    </w:p>
+    <w:p>
+      <w:r>
+        <w:t>Nicole Donovan calls the client's office tomorrow for two dates inside the next fortnight, and I want the second session to include a walk through the operation itself rather than another hour in a conference room.</w:t>
       </w:r>
     </w:p>
     <w:sectPr>
